--- a/backend/app/services/contracts/templates/nda_nedra.docx
+++ b/backend/app/services/contracts/templates/nda_nedra.docx
@@ -170,7 +170,7 @@
           <w:sz w:val="24"/>
           <w:szCs w:val="24"/>
         </w:rPr>
-        <w:t>{{customer_full_name}} ({{customer_name}}), в лице {{signer_genitive}}, действующего на основании {{signer_basis}}, далее именуемое Сторона, передающая информацию (Сторона 1), с одной стороны и</w:t>
+        <w:t>{{nda_preamble}}</w:t>
       </w:r>
       <w:r>
         <w:rPr>
@@ -1190,7 +1190,7 @@
                 <w:sz w:val="24"/>
                 <w:szCs w:val="24"/>
               </w:rPr>
-              <w:t>Наименование: {{customer_name}}</w:t>
+              <w:t>{{nda_line_1}}</w:t>
             </w:r>
           </w:p>
         </w:tc>
@@ -1256,7 +1256,7 @@
                 <w:sz w:val="24"/>
                 <w:szCs w:val="24"/>
               </w:rPr>
-              <w:t>Адрес, указанный в ЕГРЮЛ: {{customer_address}}</w:t>
+              <w:t>{{nda_line_2}}</w:t>
             </w:r>
           </w:p>
         </w:tc>
@@ -1322,6 +1322,7 @@
                 <w:sz w:val="24"/>
                 <w:szCs w:val="24"/>
               </w:rPr>
+              <w:t>{{nda_line_3}}</w:t>
             </w:r>
           </w:p>
         </w:tc>
@@ -1387,7 +1388,7 @@
                 <w:sz w:val="24"/>
                 <w:szCs w:val="24"/>
               </w:rPr>
-              <w:t>Телефон: {{customer_phone}}</w:t>
+              <w:t>{{nda_line_4}}</w:t>
             </w:r>
           </w:p>
         </w:tc>
@@ -1453,7 +1454,7 @@
                 <w:sz w:val="24"/>
                 <w:szCs w:val="24"/>
               </w:rPr>
-              <w:t>Электронная почта: {{customer_email}}</w:t>
+              <w:t>{{nda_line_5}}</w:t>
             </w:r>
           </w:p>
         </w:tc>
@@ -1519,7 +1520,7 @@
                 <w:sz w:val="24"/>
                 <w:szCs w:val="24"/>
               </w:rPr>
-              <w:t>ОГРН {{customer_ogrn}}</w:t>
+              <w:t>{{nda_line_6}}</w:t>
             </w:r>
           </w:p>
         </w:tc>
@@ -1585,7 +1586,7 @@
                 <w:sz w:val="24"/>
                 <w:szCs w:val="24"/>
               </w:rPr>
-              <w:t>ИНН/КПП {{customer_inn}}/{{customer_kpp}}</w:t>
+              <w:t>{{nda_line_7}}</w:t>
             </w:r>
           </w:p>
         </w:tc>
